--- a/src/Parchment.Tests/Markdown/Renderers/TableRendererTests.PipeTableHonorsColumnWidthsFromDashCounts.verified.docx
+++ b/src/Parchment.Tests/Markdown/Renderers/TableRendererTests.PipeTableHonorsColumnWidthsFromDashCounts.verified.docx
@@ -27,6 +27,9 @@
         <w:gridCol w:w="1688"/>
       </w:tblGrid>
       <w:tr>
+        <w:trPr>
+          <w:tblHeader/>
+        </w:trPr>
         <w:tc>
           <w:tcPr>
             <w:tcW w:w="1688" w:type="dxa"/>

--- a/src/Parchment.Tests/Markdown/Renderers/TableRendererTests.PipeTableHonorsColumnWidthsFromDashCounts.verified.docx
+++ b/src/Parchment.Tests/Markdown/Renderers/TableRendererTests.PipeTableHonorsColumnWidthsFromDashCounts.verified.docx
@@ -5,15 +5,15 @@
     <w:tbl>
       <w:tblPr>
         <w:tblW w:w="5000" w:type="pct"/>
-        <w:tblLayout w:type="fixed"/>
         <w:tblBorders>
           <w:top w:val="single" w:sz="4"/>
+          <w:left w:val="single" w:sz="4"/>
           <w:bottom w:val="single" w:sz="4"/>
-          <w:left w:val="single" w:sz="4"/>
           <w:right w:val="single" w:sz="4"/>
           <w:insideH w:val="single" w:sz="4"/>
           <w:insideV w:val="single" w:sz="4"/>
         </w:tblBorders>
+        <w:tblLayout w:type="fixed"/>
         <w:tblCellMar>
           <w:top w:w="0" w:type="dxa"/>
           <w:start w:w="108" w:type="dxa"/>
